--- a/applications/2026-07-21_armanino_senior-bi-analytics-developer_compass/resume.docx
+++ b/applications/2026-07-21_armanino_senior-bi-analytics-developer_compass/resume.docx
@@ -38,7 +38,7 @@
           <w:b w:val="0"/>
           <w:sz w:val="19"/>
         </w:rPr>
-        <w:t>Fort Lauderdale, FL (Boca-local / hybrid, ET)  |  561.336.1806  |  andrewgreen04@gmail.com  |  linkedin.com/in/agreen8</w:t>
+        <w:t>Fort Lauderdale, FL (Boca-local / hybrid, ET)  |  561.339.1806  |  andrewgreen04@gmail.com  |  linkedin.com/in/agreen8</w:t>
       </w:r>
     </w:p>
     <w:p>
